--- a/docs_ua/16-riba-doc.docx
+++ b/docs_ua/16-riba-doc.docx
@@ -229,7 +229,7 @@
                 <w:sz w:val="20"/>
                 <w:szCs w:val="20"/>
               </w:rPr>
-              <w:t xml:space="preserve">Антарктичний клич</w:t>
+              <w:t xml:space="preserve">Антарктичний іклач</w:t>
             </w:r>
           </w:p>
         </w:tc>
